--- a/canon/reference.docx
+++ b/canon/reference.docx
@@ -381,7 +381,8 @@
       </w:r>
     </w:p>
     <w:sectPr>
-      <w:pgMar w:top="1440" w:bottom="1440" w:left="1729" w:right="1440"/>
+      <w:pgSz w:w="9978" w:h="14060"/>
+      <w:pgMar w:top="1134" w:bottom="1417" w:left="1247" w:right="1247"/>
     </w:sectPr>
   </w:body>
 </w:document>
@@ -562,11 +563,12 @@
     <w:name w:val="Normal"/>
     <w:qFormat/>
     <w:pPr>
-      <w:spacing w:after="0" w:line="360" w:lineRule="auto"/>
-    </w:pPr>
-    <w:rPr>
-      <w:rFonts w:ascii="NanumMyeongjo" w:hAnsi="NanumMyeongjo"/>
-      <w:sz w:val="22"/>
+      <w:spacing w:after="120" w:line="384" w:lineRule="auto" w:before="0"/>
+    </w:pPr>
+    <w:rPr>
+      <w:rFonts w:ascii="KoPubWorldBatang_Pro Medium" w:hAnsi="KoPubWorldBatang_Pro Medium" w:eastAsia="KoPubWorldBatang_Pro Medium"/>
+      <w:b w:val="0"/>
+      <w:sz w:val="20"/>
     </w:rPr>
   </w:style>
   <w:style w:type="paragraph" w:styleId="BodyText">
@@ -575,22 +577,40 @@
     <w:link w:val="BodyTextChar"/>
     <w:qFormat/>
     <w:pPr>
-      <w:spacing w:before="180" w:after="180"/>
-    </w:pPr>
+      <w:spacing w:before="0" w:after="120" w:line="384" w:lineRule="auto"/>
+    </w:pPr>
+    <w:rPr>
+      <w:rFonts w:ascii="KoPubWorldBatang_Pro Medium" w:hAnsi="KoPubWorldBatang_Pro Medium" w:eastAsia="KoPubWorldBatang_Pro Medium"/>
+      <w:b w:val="0"/>
+      <w:sz w:val="20"/>
+    </w:rPr>
   </w:style>
   <w:style w:type="paragraph" w:customStyle="1" w:styleId="FirstParagraph">
     <w:name w:val="First Paragraph"/>
     <w:basedOn w:val="BodyText"/>
     <w:next w:val="BodyText"/>
     <w:qFormat/>
+    <w:pPr>
+      <w:spacing w:before="0" w:after="120" w:line="384" w:lineRule="auto"/>
+    </w:pPr>
+    <w:rPr>
+      <w:rFonts w:ascii="KoPubWorldBatang_Pro Medium" w:hAnsi="KoPubWorldBatang_Pro Medium" w:eastAsia="KoPubWorldBatang_Pro Medium"/>
+      <w:b w:val="0"/>
+      <w:sz w:val="20"/>
+    </w:rPr>
   </w:style>
   <w:style w:type="paragraph" w:customStyle="1" w:styleId="Compact">
     <w:name w:val="Compact"/>
     <w:basedOn w:val="BodyText"/>
     <w:qFormat/>
     <w:pPr>
-      <w:spacing w:before="36" w:after="36"/>
-    </w:pPr>
+      <w:spacing w:before="0" w:after="120" w:line="384" w:lineRule="auto"/>
+    </w:pPr>
+    <w:rPr>
+      <w:rFonts w:ascii="KoPubWorldBatang_Pro Medium" w:hAnsi="KoPubWorldBatang_Pro Medium" w:eastAsia="KoPubWorldBatang_Pro Medium"/>
+      <w:b w:val="0"/>
+      <w:sz w:val="20"/>
+    </w:rPr>
   </w:style>
   <w:style w:type="paragraph" w:styleId="Title">
     <w:name w:val="Title"/>
@@ -601,10 +621,25 @@
     <w:qFormat/>
     <w:rsid w:val="00A10FD9"/>
     <w:pPr>
-      <w:spacing w:after="80" w:line="240" w:lineRule="auto"/>
+      <w:spacing w:after="240" w:line="240" w:lineRule="auto" w:before="0"/>
       <w:contextualSpacing/>
       <w:jc w:val="center"/>
     </w:pPr>
+    <w:rPr>
+      <w:rFonts w:asciiTheme="majorHAnsi" w:eastAsiaTheme="majorEastAsia" w:hAnsiTheme="majorHAnsi" w:cstheme="majorBidi" w:ascii="KoPubWorldDotum_Pro Medium" w:hAnsi="KoPubWorldDotum_Pro Medium" w:eastAsia="KoPubWorldDotum_Pro Medium"/>
+      <w:b/>
+      <w:spacing w:val="-10"/>
+      <w:kern w:val="28"/>
+      <w:sz w:val="44"/>
+      <w:szCs w:val="56"/>
+    </w:rPr>
+  </w:style>
+  <w:style w:type="character" w:customStyle="1" w:styleId="TitleChar">
+    <w:name w:val="Title Char"/>
+    <w:basedOn w:val="DefaultParagraphFont"/>
+    <w:link w:val="Title"/>
+    <w:uiPriority w:val="10"/>
+    <w:rsid w:val="00A10FD9"/>
     <w:rPr>
       <w:rFonts w:asciiTheme="majorHAnsi" w:eastAsiaTheme="majorEastAsia" w:hAnsiTheme="majorHAnsi" w:cstheme="majorBidi"/>
       <w:spacing w:val="-10"/>
@@ -613,20 +648,6 @@
       <w:szCs w:val="56"/>
     </w:rPr>
   </w:style>
-  <w:style w:type="character" w:customStyle="1" w:styleId="TitleChar">
-    <w:name w:val="Title Char"/>
-    <w:basedOn w:val="DefaultParagraphFont"/>
-    <w:link w:val="Title"/>
-    <w:uiPriority w:val="10"/>
-    <w:rsid w:val="00A10FD9"/>
-    <w:rPr>
-      <w:rFonts w:asciiTheme="majorHAnsi" w:eastAsiaTheme="majorEastAsia" w:hAnsiTheme="majorHAnsi" w:cstheme="majorBidi"/>
-      <w:spacing w:val="-10"/>
-      <w:kern w:val="28"/>
-      <w:sz w:val="56"/>
-      <w:szCs w:val="56"/>
-    </w:rPr>
-  </w:style>
   <w:style w:type="paragraph" w:styleId="Subtitle">
     <w:name w:val="Subtitle"/>
     <w:basedOn w:val="Title"/>
@@ -641,7 +662,8 @@
       </w:numPr>
     </w:pPr>
     <w:rPr>
-      <w:rFonts w:eastAsiaTheme="majorEastAsia" w:cstheme="majorBidi"/>
+      <w:rFonts w:eastAsiaTheme="majorEastAsia" w:cstheme="majorBidi" w:ascii="KoPubWorldDotum_Pro Medium" w:hAnsi="KoPubWorldDotum_Pro Medium" w:eastAsia="KoPubWorldDotum_Pro Medium"/>
+      <w:b w:val="0"/>
       <w:spacing w:val="15"/>
       <w:sz w:val="28"/>
       <w:szCs w:val="28"/>
@@ -732,13 +754,14 @@
     <w:pPr>
       <w:keepNext/>
       <w:keepLines/>
-      <w:spacing w:before="360" w:after="80"/>
+      <w:spacing w:before="480" w:after="240" w:line="336" w:lineRule="auto"/>
       <w:outlineLvl w:val="0"/>
     </w:pPr>
     <w:rPr>
-      <w:rFonts w:asciiTheme="majorHAnsi" w:eastAsiaTheme="majorEastAsia" w:hAnsiTheme="majorHAnsi" w:cstheme="majorBidi" w:ascii="NanumGothicBold" w:hAnsi="NanumGothicBold"/>
+      <w:rFonts w:asciiTheme="majorHAnsi" w:eastAsiaTheme="majorEastAsia" w:hAnsiTheme="majorHAnsi" w:cstheme="majorBidi" w:ascii="KoPubWorldDotum_Pro Medium" w:hAnsi="KoPubWorldDotum_Pro Medium" w:eastAsia="KoPubWorldDotum_Pro Medium"/>
+      <w:b/>
       <w:color w:val="0F4761" w:themeColor="accent1" w:themeShade="BF"/>
-      <w:sz w:val="40"/>
+      <w:sz w:val="36"/>
       <w:szCs w:val="40"/>
     </w:rPr>
   </w:style>
@@ -755,13 +778,14 @@
     <w:pPr>
       <w:keepNext/>
       <w:keepLines/>
-      <w:spacing w:before="160" w:after="80"/>
+      <w:spacing w:before="240" w:after="120" w:line="336" w:lineRule="auto"/>
       <w:outlineLvl w:val="1"/>
     </w:pPr>
     <w:rPr>
-      <w:rFonts w:asciiTheme="majorHAnsi" w:eastAsiaTheme="majorEastAsia" w:hAnsiTheme="majorHAnsi" w:cstheme="majorBidi" w:ascii="NanumGothicBold" w:hAnsi="NanumGothicBold"/>
+      <w:rFonts w:asciiTheme="majorHAnsi" w:eastAsiaTheme="majorEastAsia" w:hAnsiTheme="majorHAnsi" w:cstheme="majorBidi" w:ascii="KoPubWorldDotum_Pro Medium" w:hAnsi="KoPubWorldDotum_Pro Medium" w:eastAsia="KoPubWorldDotum_Pro Medium"/>
+      <w:b/>
       <w:color w:val="0F4761" w:themeColor="accent1" w:themeShade="BF"/>
-      <w:sz w:val="32"/>
+      <w:sz w:val="28"/>
       <w:szCs w:val="32"/>
     </w:rPr>
   </w:style>
@@ -778,13 +802,14 @@
     <w:pPr>
       <w:keepNext/>
       <w:keepLines/>
-      <w:spacing w:before="160" w:after="80"/>
+      <w:spacing w:before="240" w:after="120" w:line="336" w:lineRule="auto"/>
       <w:outlineLvl w:val="2"/>
     </w:pPr>
     <w:rPr>
-      <w:rFonts w:eastAsiaTheme="majorEastAsia" w:cstheme="majorBidi" w:ascii="NanumGothicBold" w:hAnsi="NanumGothicBold"/>
+      <w:rFonts w:eastAsiaTheme="majorEastAsia" w:cstheme="majorBidi" w:ascii="KoPubWorldDotum_Pro Medium" w:hAnsi="KoPubWorldDotum_Pro Medium" w:eastAsia="KoPubWorldDotum_Pro Medium"/>
+      <w:b/>
       <w:color w:val="0F4761" w:themeColor="accent1" w:themeShade="BF"/>
-      <w:sz w:val="28"/>
+      <w:sz w:val="24"/>
       <w:szCs w:val="28"/>
     </w:rPr>
   </w:style>
@@ -801,14 +826,16 @@
     <w:pPr>
       <w:keepNext/>
       <w:keepLines/>
-      <w:spacing w:before="80" w:after="40"/>
+      <w:spacing w:before="240" w:after="120" w:line="336" w:lineRule="auto"/>
       <w:outlineLvl w:val="3"/>
     </w:pPr>
     <w:rPr>
-      <w:rFonts w:eastAsiaTheme="majorEastAsia" w:cstheme="majorBidi" w:ascii="NanumGothicBold" w:hAnsi="NanumGothicBold"/>
+      <w:rFonts w:eastAsiaTheme="majorEastAsia" w:cstheme="majorBidi" w:ascii="KoPubWorldDotum_Pro Medium" w:hAnsi="KoPubWorldDotum_Pro Medium" w:eastAsia="KoPubWorldDotum_Pro Medium"/>
+      <w:b/>
       <w:i/>
       <w:iCs/>
       <w:color w:val="0F4761" w:themeColor="accent1" w:themeShade="BF"/>
+      <w:sz w:val="22"/>
     </w:rPr>
   </w:style>
   <w:style w:type="paragraph" w:styleId="Heading5">
@@ -824,12 +851,14 @@
     <w:pPr>
       <w:keepNext/>
       <w:keepLines/>
-      <w:spacing w:before="80" w:after="40"/>
+      <w:spacing w:before="240" w:after="120" w:line="336" w:lineRule="auto"/>
       <w:outlineLvl w:val="4"/>
     </w:pPr>
     <w:rPr>
-      <w:rFonts w:eastAsiaTheme="majorEastAsia" w:cstheme="majorBidi"/>
+      <w:rFonts w:eastAsiaTheme="majorEastAsia" w:cstheme="majorBidi" w:ascii="KoPubWorldDotum_Pro Medium" w:hAnsi="KoPubWorldDotum_Pro Medium" w:eastAsia="KoPubWorldDotum_Pro Medium"/>
+      <w:b/>
       <w:color w:val="0F4761" w:themeColor="accent1" w:themeShade="BF"/>
+      <w:sz w:val="20"/>
     </w:rPr>
   </w:style>
   <w:style w:type="paragraph" w:styleId="Heading6">
@@ -1047,9 +1076,14 @@
     <w:unhideWhenUsed/>
     <w:qFormat/>
     <w:pPr>
-      <w:spacing w:before="100" w:after="100"/>
-      <w:ind w:firstLine="0" w:left="480" w:right="480"/>
-    </w:pPr>
+      <w:spacing w:before="120" w:after="120" w:line="360" w:lineRule="auto"/>
+      <w:ind w:firstLine="0" w:left="567" w:right="480"/>
+    </w:pPr>
+    <w:rPr>
+      <w:rFonts w:ascii="KoPubWorldBatang_Pro Medium" w:hAnsi="KoPubWorldBatang_Pro Medium" w:eastAsia="KoPubWorldBatang_Pro Medium"/>
+      <w:b w:val="0"/>
+      <w:sz w:val="18"/>
+    </w:rPr>
   </w:style>
   <w:style w:type="paragraph" w:styleId="FootnoteText">
     <w:name w:val="Footnote Text"/>
@@ -1166,8 +1200,9 @@
     <w:name w:val="Verbatim Char"/>
     <w:basedOn w:val="BodyTextChar"/>
     <w:rPr>
-      <w:rFonts w:ascii="Consolas" w:hAnsi="Consolas"/>
-      <w:sz w:val="22"/>
+      <w:rFonts w:ascii="NanumGothicCoding" w:hAnsi="NanumGothicCoding" w:eastAsia="NanumGothicCoding"/>
+      <w:b w:val="0"/>
+      <w:sz w:val="18"/>
     </w:rPr>
   </w:style>
   <w:style w:type="character" w:customStyle="1" w:styleId="SectionNumber">
